--- a/public/downloads/anzahlungsrechnung.docx
+++ b/public/downloads/anzahlungsrechnung.docx
@@ -563,19 +563,7 @@
               <w:rPr>
                 <w:rFonts w:ascii="Arial" w:hAnsi="Arial" w:cs="Arial"/>
               </w:rPr>
-              <w:t>besten</w:t>
-            </w:r>
-            <w:r>
-              <w:rPr>
-                <w:rFonts w:ascii="Arial" w:hAnsi="Arial" w:cs="Arial"/>
-              </w:rPr>
-              <w:t xml:space="preserve"> Dank für Ihre Anfrage. </w:t>
-            </w:r>
-            <w:r>
-              <w:rPr>
-                <w:rFonts w:ascii="Arial" w:hAnsi="Arial" w:cs="Arial"/>
-              </w:rPr>
-              <w:t>Hiermit bestätigen wir Ihren Auftrag:</w:t>
+              <w:t>besten Dank für Ihre Auftragserteilung. Wir berechnen Ihnen folgende vereinbarte Leistungen:</w:t>
             </w:r>
           </w:p>
         </w:tc>
@@ -2950,7 +2938,6 @@
   <w:style w:type="character" w:default="1" w:styleId="Absatz-Standardschriftart">
     <w:name w:val="Default Paragraph Font"/>
     <w:uiPriority w:val="1"/>
-    <w:semiHidden/>
     <w:unhideWhenUsed/>
   </w:style>
   <w:style w:type="table" w:default="1" w:styleId="NormaleTabelle">
@@ -3216,6 +3203,7 @@
     <w:rsid w:val="00057DEA"/>
     <w:rsid w:val="004E6C19"/>
     <w:rsid w:val="00582051"/>
+    <w:rsid w:val="006D79CE"/>
     <w:rsid w:val="00710595"/>
     <w:rsid w:val="0083290C"/>
     <w:rsid w:val="008728F0"/>
@@ -3230,6 +3218,7 @@
     <w:rsid w:val="00C12C05"/>
     <w:rsid w:val="00CF26E2"/>
     <w:rsid w:val="00F30B8B"/>
+    <w:rsid w:val="00F75B95"/>
   </w:rsids>
   <m:mathPr>
     <m:mathFont m:val="Cambria Math"/>
